--- a/docs/neurone_shell_fpc_routing_review.docx
+++ b/docs/neurone_shell_fpc_routing_review.docx
@@ -75,6 +75,79 @@
                 <w:sz w:val="20"/>
               </w:rPr>
               <w:t>This document is a REQUIRED DESIGN REVIEW that must be completed and signed off before shell tooling first-cut. Until sign-off, all FPC routing path dimensions shown are targets — not confirmed geometry. Open items are listed in §7.</w:t>
+            </w:r>
+          </w:p>
+        </w:tc>
+      </w:tr>
+    </w:tbl>
+    <w:p/>
+    <w:tbl>
+      <w:tblPr>
+        <w:tblStyle w:val="TableGrid"/>
+        <w:tblW w:type="auto" w:w="0"/>
+        <w:tblLook w:firstColumn="1" w:firstRow="1" w:lastColumn="0" w:lastRow="0" w:noHBand="0" w:noVBand="1" w:val="04A0"/>
+      </w:tblPr>
+      <w:tblGrid>
+        <w:gridCol w:w="9360"/>
+      </w:tblGrid>
+      <w:tr>
+        <w:tc>
+          <w:tcPr>
+            <w:tcW w:type="dxa" w:w="9360"/>
+            <w:shd w:val="clear" w:color="auto" w:fill="FCE4D6"/>
+          </w:tcPr>
+          <w:p>
+            <w:r>
+              <w:rPr>
+                <w:b/>
+                <w:color w:val="C00000"/>
+                <w:sz w:val="20"/>
+              </w:rPr>
+              <w:t xml:space="preserve">⚠ SUPERSEDED (2026-07-28) — retired 5-zone-slot routing architecture, do not use for new tooling work.  </w:t>
+            </w:r>
+            <w:r>
+              <w:br/>
+            </w:r>
+            <w:r>
+              <w:rPr>
+                <w:b w:val="0"/>
+                <w:color w:val="404040"/>
+                <w:sz w:val="20"/>
+              </w:rPr>
+              <w:t>This document (§2.1) assigns FPC routing paths to 5 fixed, position-unique zone-module slots (Zone 1 frontal-left .. Zone 5 parietal) with measured-arc-length targets per zone. NP-HEX-ZM-001 (2026-07-15) replaced that architecture with a universal 40mm hex-tile SKU tiling ~80 sockets — there are no fixed "Zone 1..5" slots left to route to. See docs/np_hex_zm_001.md §3-4.</w:t>
+            </w:r>
+            <w:r>
+              <w:br/>
+            </w:r>
+            <w:r>
+              <w:rPr>
+                <w:b w:val="0"/>
+                <w:color w:val="404040"/>
+                <w:sz w:val="20"/>
+              </w:rPr>
+              <w:t>Retired outright: §2.1's 5-slot table, §5's per-zone DRC checklist (DRC-01..06, 08, 10-11), §6's per-zone FPC length/arc table, §7's per-zone open items, and §2.3's 5-tail adjacent-FPC crosstalk analysis (added by the RISK-17 patch) — all sized for 5 large discrete FPC tails, not ~80 small ones.</w:t>
+            </w:r>
+            <w:r>
+              <w:br/>
+            </w:r>
+            <w:r>
+              <w:rPr>
+                <w:b w:val="0"/>
+                <w:color w:val="404040"/>
+                <w:sz w:val="20"/>
+              </w:rPr>
+              <w:t>Likely still-reusable methodology, not yet re-applied to the hex-tile lattice: the generic bend-radius physics (§3 — IPC-2223D basis, ≥25mm dynamic / ≥12.5mm static, no-bend-near-connector rule) and the channel-geometry principles (§4 — radiused corners, enforcer bosses, alignment tolerance) are architecture-independent and should inform whatever per-socket interconnect design replaces this document.</w:t>
+            </w:r>
+            <w:r>
+              <w:br/>
+            </w:r>
+            <w:r>
+              <w:rPr>
+                <w:b w:val="0"/>
+                <w:color w:val="404040"/>
+                <w:sz w:val="20"/>
+              </w:rPr>
+              <w:t>Open gap this note does not fill: no document yet specifies FPC/cable routing, bend radius, or channel geometry for the ~80-socket hex-tile lattice — see MECH-1/MECH-2/SMART-1 residuals in docs/np_hex_zm_001.md §7 ("Hub PCB I2C fan-out architecture for ~30-80 sockets not yet designed... flagged for EE Lead scoping, not sized here").</w:t>
             </w:r>
           </w:p>
         </w:tc>
